--- a/tillsyn/A 21570-2023 tillsynsbegäran.docx
+++ b/tillsyn/A 21570-2023 tillsynsbegäran.docx
@@ -245,7 +245,7 @@
     <w:r>
       <w:tab/>
       <w:tab/>
-      <w:t>2024-12-09</w:t>
+      <w:t>2024-12-10</w:t>
       <w:br/>
       <w:br/>
     </w:r>

--- a/tillsyn/A 21570-2023 tillsynsbegäran.docx
+++ b/tillsyn/A 21570-2023 tillsynsbegäran.docx
@@ -245,7 +245,7 @@
     <w:r>
       <w:tab/>
       <w:tab/>
-      <w:t>2024-12-10</w:t>
+      <w:t>2024-12-11</w:t>
       <w:br/>
       <w:br/>
     </w:r>

--- a/tillsyn/A 21570-2023 tillsynsbegäran.docx
+++ b/tillsyn/A 21570-2023 tillsynsbegäran.docx
@@ -245,7 +245,7 @@
     <w:r>
       <w:tab/>
       <w:tab/>
-      <w:t>2024-12-11</w:t>
+      <w:t>2024-12-12</w:t>
       <w:br/>
       <w:br/>
     </w:r>

--- a/tillsyn/A 21570-2023 tillsynsbegäran.docx
+++ b/tillsyn/A 21570-2023 tillsynsbegäran.docx
@@ -245,7 +245,7 @@
     <w:r>
       <w:tab/>
       <w:tab/>
-      <w:t>2024-12-12</w:t>
+      <w:t>2024-12-13</w:t>
       <w:br/>
       <w:br/>
     </w:r>

--- a/tillsyn/A 21570-2023 tillsynsbegäran.docx
+++ b/tillsyn/A 21570-2023 tillsynsbegäran.docx
@@ -245,7 +245,7 @@
     <w:r>
       <w:tab/>
       <w:tab/>
-      <w:t>2024-12-13</w:t>
+      <w:t>2024-12-14</w:t>
       <w:br/>
       <w:br/>
     </w:r>

--- a/tillsyn/A 21570-2023 tillsynsbegäran.docx
+++ b/tillsyn/A 21570-2023 tillsynsbegäran.docx
@@ -245,7 +245,7 @@
     <w:r>
       <w:tab/>
       <w:tab/>
-      <w:t>2024-12-14</w:t>
+      <w:t>2024-12-15</w:t>
       <w:br/>
       <w:br/>
     </w:r>

--- a/tillsyn/A 21570-2023 tillsynsbegäran.docx
+++ b/tillsyn/A 21570-2023 tillsynsbegäran.docx
@@ -245,7 +245,7 @@
     <w:r>
       <w:tab/>
       <w:tab/>
-      <w:t>2024-12-15</w:t>
+      <w:t>2024-12-16</w:t>
       <w:br/>
       <w:br/>
     </w:r>

--- a/tillsyn/A 21570-2023 tillsynsbegäran.docx
+++ b/tillsyn/A 21570-2023 tillsynsbegäran.docx
@@ -245,7 +245,7 @@
     <w:r>
       <w:tab/>
       <w:tab/>
-      <w:t>2024-12-16</w:t>
+      <w:t>2024-12-17</w:t>
       <w:br/>
       <w:br/>
     </w:r>

--- a/tillsyn/A 21570-2023 tillsynsbegäran.docx
+++ b/tillsyn/A 21570-2023 tillsynsbegäran.docx
@@ -245,7 +245,7 @@
     <w:r>
       <w:tab/>
       <w:tab/>
-      <w:t>2024-12-17</w:t>
+      <w:t>2024-12-18</w:t>
       <w:br/>
       <w:br/>
     </w:r>

--- a/tillsyn/A 21570-2023 tillsynsbegäran.docx
+++ b/tillsyn/A 21570-2023 tillsynsbegäran.docx
@@ -245,7 +245,7 @@
     <w:r>
       <w:tab/>
       <w:tab/>
-      <w:t>2024-12-18</w:t>
+      <w:t>2024-12-19</w:t>
       <w:br/>
       <w:br/>
     </w:r>

--- a/tillsyn/A 21570-2023 tillsynsbegäran.docx
+++ b/tillsyn/A 21570-2023 tillsynsbegäran.docx
@@ -245,7 +245,7 @@
     <w:r>
       <w:tab/>
       <w:tab/>
-      <w:t>2024-12-19</w:t>
+      <w:t>2024-12-20</w:t>
       <w:br/>
       <w:br/>
     </w:r>

--- a/tillsyn/A 21570-2023 tillsynsbegäran.docx
+++ b/tillsyn/A 21570-2023 tillsynsbegäran.docx
@@ -338,7 +338,7 @@
     <w:r>
       <w:tab/>
       <w:tab/>
-      <w:t>2025-08-06</w:t>
+      <w:t>2025-08-09</w:t>
       <w:br/>
       <w:br/>
     </w:r>
